--- a/Documents/TINY_Description.docx
+++ b/Documents/TINY_Description.docx
@@ -268,77 +268,8 @@
           <w:szCs w:val="29"/>
           <w14:ligatures w14:val="none"/>
         </w:rPr>
-        <w:t>starts with double quotes followed by any combination of characters and digits then ends with double quotes (e.g. “Hello” | “2nd + 3rd” | …)</w:t>
-      </w:r>
-    </w:p>
-    <w:p>
-      <w:pPr>
-        <w:spacing w:after="0" w:line="256" w:lineRule="auto"/>
-        <w:jc w:val="both"/>
-        <w:rPr>
-          <w:rFonts w:ascii="Helvetica Neue" w:eastAsia="Helvetica Neue" w:hAnsi="Helvetica Neue" w:cs="Helvetica Neue"/>
-          <w:color w:val="000000"/>
-          <w:kern w:val="0"/>
-          <w:sz w:val="29"/>
-          <w:szCs w:val="29"/>
-          <w14:ligatures w14:val="none"/>
-        </w:rPr>
-      </w:pPr>
-    </w:p>
-    <w:p>
-      <w:pPr>
-        <w:spacing w:after="0" w:line="256" w:lineRule="auto"/>
-        <w:ind w:left="900"/>
-        <w:jc w:val="both"/>
-        <w:rPr>
-          <w:rFonts w:ascii="Helvetica Neue" w:eastAsia="Helvetica Neue" w:hAnsi="Helvetica Neue" w:cs="Helvetica Neue"/>
-          <w:color w:val="0F9ED5" w:themeColor="accent4"/>
-          <w:kern w:val="0"/>
-          <w:sz w:val="29"/>
-          <w:szCs w:val="29"/>
-          <w14:ligatures w14:val="none"/>
-        </w:rPr>
-      </w:pPr>
-      <w:r>
-        <w:rPr>
-          <w:rFonts w:ascii="Helvetica Neue" w:eastAsia="Helvetica Neue" w:hAnsi="Helvetica Neue" w:cs="Helvetica Neue"/>
-          <w:color w:val="0F9ED5" w:themeColor="accent4"/>
-          <w:kern w:val="0"/>
-          <w:sz w:val="29"/>
-          <w:szCs w:val="29"/>
-          <w14:ligatures w14:val="none"/>
-        </w:rPr>
-        <w:t>“[a-z|A-Z|0-9]*”</w:t>
-      </w:r>
-    </w:p>
-    <w:p>
-      <w:pPr>
-        <w:spacing w:after="0" w:line="256" w:lineRule="auto"/>
-        <w:ind w:left="900"/>
-        <w:jc w:val="both"/>
-        <w:rPr>
-          <w:rFonts w:ascii="Helvetica Neue" w:eastAsia="Helvetica Neue" w:hAnsi="Helvetica Neue" w:cs="Helvetica Neue"/>
-          <w:color w:val="0F9ED5" w:themeColor="accent4"/>
-          <w:kern w:val="0"/>
-          <w:sz w:val="29"/>
-          <w:szCs w:val="29"/>
-          <w14:ligatures w14:val="none"/>
-        </w:rPr>
-      </w:pPr>
-    </w:p>
-    <w:p>
-      <w:pPr>
-        <w:spacing w:after="0" w:line="256" w:lineRule="auto"/>
-        <w:jc w:val="both"/>
-        <w:rPr>
-          <w:rFonts w:ascii="Helvetica Neue" w:eastAsia="Helvetica Neue" w:hAnsi="Helvetica Neue" w:cs="Helvetica Neue"/>
-          <w:color w:val="000000"/>
-          <w:kern w:val="0"/>
-          <w:sz w:val="29"/>
-          <w:szCs w:val="29"/>
-          <w14:ligatures w14:val="none"/>
-        </w:rPr>
-      </w:pPr>
+        <w:t>starts with double quotes followed by any combination of characters and digits then ends with double quotes (e.g. “Hello” | “2nd + 3rd” | …</w:t>
+      </w:r>
     </w:p>
     <w:p>
       <w:pPr>
@@ -435,19 +366,7 @@
           <w:szCs w:val="29"/>
           <w14:ligatures w14:val="none"/>
         </w:rPr>
-        <w:t>Comment_</w:t>
-      </w:r>
-      <w:proofErr w:type="gramStart"/>
-      <w:r>
-        <w:rPr>
-          <w:rFonts w:ascii="Helvetica Neue" w:eastAsia="Helvetica Neue" w:hAnsi="Helvetica Neue" w:cs="Helvetica Neue"/>
-          <w:color w:val="FF0000"/>
-          <w:kern w:val="0"/>
-          <w:sz w:val="29"/>
-          <w:szCs w:val="29"/>
-          <w14:ligatures w14:val="none"/>
-        </w:rPr>
-        <w:t>Statement</w:t>
+        <w:t>Comment_Statement</w:t>
       </w:r>
       <w:proofErr w:type="spellEnd"/>
       <w:r>
@@ -459,19 +378,7 @@
           <w:szCs w:val="29"/>
           <w14:ligatures w14:val="none"/>
         </w:rPr>
-        <w:t>:</w:t>
-      </w:r>
-      <w:proofErr w:type="gramEnd"/>
-      <w:r>
-        <w:rPr>
-          <w:rFonts w:ascii="Helvetica Neue" w:eastAsia="Helvetica Neue" w:hAnsi="Helvetica Neue" w:cs="Helvetica Neue"/>
-          <w:color w:val="4472C4"/>
-          <w:kern w:val="0"/>
-          <w:sz w:val="29"/>
-          <w:szCs w:val="29"/>
-          <w14:ligatures w14:val="none"/>
-        </w:rPr>
-        <w:t xml:space="preserve"> </w:t>
+        <w:t xml:space="preserve">: </w:t>
       </w:r>
       <w:r>
         <w:rPr>
@@ -525,53 +432,16 @@
         </w:rPr>
         <w:t xml:space="preserve">: </w:t>
       </w:r>
-      <w:proofErr w:type="gramStart"/>
-      <w:r>
-        <w:rPr>
-          <w:rFonts w:ascii="Helvetica Neue" w:eastAsia="Helvetica Neue" w:hAnsi="Helvetica Neue" w:cs="Helvetica Neue"/>
-          <w:color w:val="000000"/>
-          <w:kern w:val="0"/>
-          <w:sz w:val="29"/>
-          <w:szCs w:val="29"/>
-          <w14:ligatures w14:val="none"/>
-        </w:rPr>
-        <w:t>starts</w:t>
-      </w:r>
-      <w:proofErr w:type="gramEnd"/>
-      <w:r>
-        <w:rPr>
-          <w:rFonts w:ascii="Helvetica Neue" w:eastAsia="Helvetica Neue" w:hAnsi="Helvetica Neue" w:cs="Helvetica Neue"/>
-          <w:color w:val="000000"/>
-          <w:kern w:val="0"/>
-          <w:sz w:val="29"/>
-          <w:szCs w:val="29"/>
-          <w14:ligatures w14:val="none"/>
-        </w:rPr>
-        <w:t xml:space="preserve"> with </w:t>
-      </w:r>
-      <w:proofErr w:type="gramStart"/>
-      <w:r>
-        <w:rPr>
-          <w:rFonts w:ascii="Helvetica Neue" w:eastAsia="Helvetica Neue" w:hAnsi="Helvetica Neue" w:cs="Helvetica Neue"/>
-          <w:color w:val="000000"/>
-          <w:kern w:val="0"/>
-          <w:sz w:val="29"/>
-          <w:szCs w:val="29"/>
-          <w14:ligatures w14:val="none"/>
-        </w:rPr>
-        <w:t>letter</w:t>
-      </w:r>
-      <w:proofErr w:type="gramEnd"/>
-      <w:r>
-        <w:rPr>
-          <w:rFonts w:ascii="Helvetica Neue" w:eastAsia="Helvetica Neue" w:hAnsi="Helvetica Neue" w:cs="Helvetica Neue"/>
-          <w:color w:val="000000"/>
-          <w:kern w:val="0"/>
-          <w:sz w:val="29"/>
-          <w:szCs w:val="29"/>
-          <w14:ligatures w14:val="none"/>
-        </w:rPr>
-        <w:t xml:space="preserve"> then any combination of letters and digits. (e.g. x | </w:t>
+      <w:r>
+        <w:rPr>
+          <w:rFonts w:ascii="Helvetica Neue" w:eastAsia="Helvetica Neue" w:hAnsi="Helvetica Neue" w:cs="Helvetica Neue"/>
+          <w:color w:val="000000"/>
+          <w:kern w:val="0"/>
+          <w:sz w:val="29"/>
+          <w:szCs w:val="29"/>
+          <w14:ligatures w14:val="none"/>
+        </w:rPr>
+        <w:t xml:space="preserve">starts with letter then any combination of letters and digits. (e.g. x | </w:t>
       </w:r>
       <w:proofErr w:type="spellStart"/>
       <w:r>
@@ -626,9 +496,9 @@
           <w:szCs w:val="29"/>
           <w14:ligatures w14:val="none"/>
         </w:rPr>
-        <w:t>Function_</w:t>
-      </w:r>
-      <w:proofErr w:type="gramStart"/>
+        <w:t>Function_Call</w:t>
+      </w:r>
+      <w:proofErr w:type="spellEnd"/>
       <w:r>
         <w:rPr>
           <w:rFonts w:ascii="Helvetica Neue" w:eastAsia="Helvetica Neue" w:hAnsi="Helvetica Neue" w:cs="Helvetica Neue"/>
@@ -638,31 +508,7 @@
           <w:szCs w:val="29"/>
           <w14:ligatures w14:val="none"/>
         </w:rPr>
-        <w:t>Call</w:t>
-      </w:r>
-      <w:proofErr w:type="spellEnd"/>
-      <w:r>
-        <w:rPr>
-          <w:rFonts w:ascii="Helvetica Neue" w:eastAsia="Helvetica Neue" w:hAnsi="Helvetica Neue" w:cs="Helvetica Neue"/>
-          <w:color w:val="4472C4"/>
-          <w:kern w:val="0"/>
-          <w:sz w:val="29"/>
-          <w:szCs w:val="29"/>
-          <w14:ligatures w14:val="none"/>
-        </w:rPr>
-        <w:t>:</w:t>
-      </w:r>
-      <w:proofErr w:type="gramEnd"/>
-      <w:r>
-        <w:rPr>
-          <w:rFonts w:ascii="Helvetica Neue" w:eastAsia="Helvetica Neue" w:hAnsi="Helvetica Neue" w:cs="Helvetica Neue"/>
-          <w:color w:val="4472C4"/>
-          <w:kern w:val="0"/>
-          <w:sz w:val="29"/>
-          <w:szCs w:val="29"/>
-          <w14:ligatures w14:val="none"/>
-        </w:rPr>
-        <w:t xml:space="preserve"> </w:t>
+        <w:t xml:space="preserve">: </w:t>
       </w:r>
       <w:r>
         <w:rPr>
@@ -832,61 +678,6 @@
     </w:p>
     <w:p>
       <w:pPr>
-        <w:spacing w:after="0" w:line="256" w:lineRule="auto"/>
-        <w:jc w:val="both"/>
-        <w:rPr>
-          <w:rFonts w:ascii="Helvetica Neue" w:eastAsia="Helvetica Neue" w:hAnsi="Helvetica Neue" w:cs="Helvetica Neue"/>
-          <w:color w:val="000000"/>
-          <w:kern w:val="0"/>
-          <w:sz w:val="29"/>
-          <w:szCs w:val="29"/>
-          <w14:ligatures w14:val="none"/>
-        </w:rPr>
-      </w:pPr>
-    </w:p>
-    <w:p>
-      <w:pPr>
-        <w:spacing w:after="0" w:line="256" w:lineRule="auto"/>
-        <w:ind w:left="900"/>
-        <w:jc w:val="both"/>
-        <w:rPr>
-          <w:rFonts w:ascii="Helvetica Neue" w:eastAsia="Helvetica Neue" w:hAnsi="Helvetica Neue" w:cs="Helvetica Neue"/>
-          <w:color w:val="0F9ED5" w:themeColor="accent4"/>
-          <w:kern w:val="0"/>
-          <w:sz w:val="29"/>
-          <w:szCs w:val="29"/>
-          <w14:ligatures w14:val="none"/>
-        </w:rPr>
-      </w:pPr>
-      <w:r>
-        <w:rPr>
-          <w:rFonts w:ascii="Helvetica Neue" w:eastAsia="Helvetica Neue" w:hAnsi="Helvetica Neue" w:cs="Helvetica Neue"/>
-          <w:color w:val="0F9ED5" w:themeColor="accent4"/>
-          <w:kern w:val="0"/>
-          <w:sz w:val="29"/>
-          <w:szCs w:val="29"/>
-          <w14:ligatures w14:val="none"/>
-        </w:rPr>
-        <w:t>\+|-|\*|/</w:t>
-      </w:r>
-    </w:p>
-    <w:p>
-      <w:pPr>
-        <w:spacing w:after="0" w:line="256" w:lineRule="auto"/>
-        <w:ind w:left="900"/>
-        <w:jc w:val="both"/>
-        <w:rPr>
-          <w:rFonts w:ascii="Helvetica Neue" w:eastAsia="Helvetica Neue" w:hAnsi="Helvetica Neue" w:cs="Helvetica Neue"/>
-          <w:color w:val="000000"/>
-          <w:kern w:val="0"/>
-          <w:sz w:val="29"/>
-          <w:szCs w:val="29"/>
-          <w14:ligatures w14:val="none"/>
-        </w:rPr>
-      </w:pPr>
-    </w:p>
-    <w:p>
-      <w:pPr>
         <w:numPr>
           <w:ilvl w:val="0"/>
           <w:numId w:val="1"/>
@@ -923,31 +714,7 @@
           <w:szCs w:val="29"/>
           <w14:ligatures w14:val="none"/>
         </w:rPr>
-        <w:t xml:space="preserve"> starts with Term or left bracket “(“ followed </w:t>
-      </w:r>
-      <w:proofErr w:type="gramStart"/>
-      <w:r>
-        <w:rPr>
-          <w:rFonts w:ascii="Helvetica Neue" w:eastAsia="Helvetica Neue" w:hAnsi="Helvetica Neue" w:cs="Helvetica Neue"/>
-          <w:color w:val="000000"/>
-          <w:kern w:val="0"/>
-          <w:sz w:val="29"/>
-          <w:szCs w:val="29"/>
-          <w14:ligatures w14:val="none"/>
-        </w:rPr>
-        <w:t>by</w:t>
-      </w:r>
-      <w:proofErr w:type="gramEnd"/>
-      <w:r>
-        <w:rPr>
-          <w:rFonts w:ascii="Helvetica Neue" w:eastAsia="Helvetica Neue" w:hAnsi="Helvetica Neue" w:cs="Helvetica Neue"/>
-          <w:color w:val="000000"/>
-          <w:kern w:val="0"/>
-          <w:sz w:val="29"/>
-          <w:szCs w:val="29"/>
-          <w14:ligatures w14:val="none"/>
-        </w:rPr>
-        <w:t xml:space="preserve"> one or more </w:t>
+        <w:t xml:space="preserve"> starts with Term or left bracket “(“ followed by one or more </w:t>
       </w:r>
       <w:proofErr w:type="spellStart"/>
       <w:r>
@@ -1043,10 +810,9 @@
           <w:szCs w:val="29"/>
           <w14:ligatures w14:val="none"/>
         </w:rPr>
-        <w:lastRenderedPageBreak/>
-        <w:t>Assignment_</w:t>
-      </w:r>
-      <w:proofErr w:type="gramStart"/>
+        <w:t>Assignment_Statement</w:t>
+      </w:r>
+      <w:proofErr w:type="spellEnd"/>
       <w:r>
         <w:rPr>
           <w:rFonts w:ascii="Helvetica Neue" w:eastAsia="Helvetica Neue" w:hAnsi="Helvetica Neue" w:cs="Helvetica Neue"/>
@@ -1056,31 +822,7 @@
           <w:szCs w:val="29"/>
           <w14:ligatures w14:val="none"/>
         </w:rPr>
-        <w:t>Statement</w:t>
-      </w:r>
-      <w:proofErr w:type="spellEnd"/>
-      <w:r>
-        <w:rPr>
-          <w:rFonts w:ascii="Helvetica Neue" w:eastAsia="Helvetica Neue" w:hAnsi="Helvetica Neue" w:cs="Helvetica Neue"/>
-          <w:color w:val="4472C4"/>
-          <w:kern w:val="0"/>
-          <w:sz w:val="29"/>
-          <w:szCs w:val="29"/>
-          <w14:ligatures w14:val="none"/>
-        </w:rPr>
-        <w:t>:</w:t>
-      </w:r>
-      <w:proofErr w:type="gramEnd"/>
-      <w:r>
-        <w:rPr>
-          <w:rFonts w:ascii="Helvetica Neue" w:eastAsia="Helvetica Neue" w:hAnsi="Helvetica Neue" w:cs="Helvetica Neue"/>
-          <w:color w:val="4472C4"/>
-          <w:kern w:val="0"/>
-          <w:sz w:val="29"/>
-          <w:szCs w:val="29"/>
-          <w14:ligatures w14:val="none"/>
-        </w:rPr>
-        <w:t xml:space="preserve"> </w:t>
+        <w:t xml:space="preserve">: </w:t>
       </w:r>
       <w:r>
         <w:rPr>
@@ -1163,9 +905,9 @@
           <w:szCs w:val="29"/>
           <w14:ligatures w14:val="none"/>
         </w:rPr>
-        <w:t>Declaration_</w:t>
-      </w:r>
-      <w:proofErr w:type="gramStart"/>
+        <w:t>Declaration_Statement</w:t>
+      </w:r>
+      <w:proofErr w:type="spellEnd"/>
       <w:r>
         <w:rPr>
           <w:rFonts w:ascii="Helvetica Neue" w:eastAsia="Helvetica Neue" w:hAnsi="Helvetica Neue" w:cs="Helvetica Neue"/>
@@ -1175,31 +917,7 @@
           <w:szCs w:val="29"/>
           <w14:ligatures w14:val="none"/>
         </w:rPr>
-        <w:t>Statement</w:t>
-      </w:r>
-      <w:proofErr w:type="spellEnd"/>
-      <w:r>
-        <w:rPr>
-          <w:rFonts w:ascii="Helvetica Neue" w:eastAsia="Helvetica Neue" w:hAnsi="Helvetica Neue" w:cs="Helvetica Neue"/>
-          <w:color w:val="4472C4"/>
-          <w:kern w:val="0"/>
-          <w:sz w:val="29"/>
-          <w:szCs w:val="29"/>
-          <w14:ligatures w14:val="none"/>
-        </w:rPr>
-        <w:t>:</w:t>
-      </w:r>
-      <w:proofErr w:type="gramEnd"/>
-      <w:r>
-        <w:rPr>
-          <w:rFonts w:ascii="Helvetica Neue" w:eastAsia="Helvetica Neue" w:hAnsi="Helvetica Neue" w:cs="Helvetica Neue"/>
-          <w:color w:val="4472C4"/>
-          <w:kern w:val="0"/>
-          <w:sz w:val="29"/>
-          <w:szCs w:val="29"/>
-          <w14:ligatures w14:val="none"/>
-        </w:rPr>
-        <w:t xml:space="preserve"> </w:t>
+        <w:t xml:space="preserve">: </w:t>
       </w:r>
       <w:r>
         <w:rPr>
@@ -1241,9 +959,10 @@
           <w:szCs w:val="29"/>
           <w14:ligatures w14:val="none"/>
         </w:rPr>
-        <w:t>Write_</w:t>
-      </w:r>
-      <w:proofErr w:type="gramStart"/>
+        <w:lastRenderedPageBreak/>
+        <w:t>Write_Statement</w:t>
+      </w:r>
+      <w:proofErr w:type="spellEnd"/>
       <w:r>
         <w:rPr>
           <w:rFonts w:ascii="Helvetica Neue" w:eastAsia="Helvetica Neue" w:hAnsi="Helvetica Neue" w:cs="Helvetica Neue"/>
@@ -1253,48 +972,35 @@
           <w:szCs w:val="29"/>
           <w14:ligatures w14:val="none"/>
         </w:rPr>
-        <w:t>Statement</w:t>
+        <w:t>:</w:t>
+      </w:r>
+      <w:r>
+        <w:rPr>
+          <w:rFonts w:ascii="Helvetica Neue" w:eastAsia="Helvetica Neue" w:hAnsi="Helvetica Neue" w:cs="Helvetica Neue"/>
+          <w:color w:val="000000"/>
+          <w:kern w:val="0"/>
+          <w:sz w:val="29"/>
+          <w:szCs w:val="29"/>
+          <w14:ligatures w14:val="none"/>
+        </w:rPr>
+        <w:t xml:space="preserve"> starts with reserved keyword “write” followed by an Expression or </w:t>
+      </w:r>
+      <w:proofErr w:type="spellStart"/>
+      <w:r>
+        <w:rPr>
+          <w:rFonts w:ascii="Helvetica Neue" w:eastAsia="Helvetica Neue" w:hAnsi="Helvetica Neue" w:cs="Helvetica Neue"/>
+          <w:color w:val="000000"/>
+          <w:kern w:val="0"/>
+          <w:sz w:val="29"/>
+          <w:szCs w:val="29"/>
+          <w14:ligatures w14:val="none"/>
+        </w:rPr>
+        <w:t>endl</w:t>
       </w:r>
       <w:proofErr w:type="spellEnd"/>
       <w:r>
         <w:rPr>
           <w:rFonts w:ascii="Helvetica Neue" w:eastAsia="Helvetica Neue" w:hAnsi="Helvetica Neue" w:cs="Helvetica Neue"/>
-          <w:color w:val="4472C4"/>
-          <w:kern w:val="0"/>
-          <w:sz w:val="29"/>
-          <w:szCs w:val="29"/>
-          <w14:ligatures w14:val="none"/>
-        </w:rPr>
-        <w:t>:</w:t>
-      </w:r>
-      <w:proofErr w:type="gramEnd"/>
-      <w:r>
-        <w:rPr>
-          <w:rFonts w:ascii="Helvetica Neue" w:eastAsia="Helvetica Neue" w:hAnsi="Helvetica Neue" w:cs="Helvetica Neue"/>
-          <w:color w:val="000000"/>
-          <w:kern w:val="0"/>
-          <w:sz w:val="29"/>
-          <w:szCs w:val="29"/>
-          <w14:ligatures w14:val="none"/>
-        </w:rPr>
-        <w:t xml:space="preserve"> starts with reserved keyword “write” followed by an Expression or </w:t>
-      </w:r>
-      <w:proofErr w:type="spellStart"/>
-      <w:r>
-        <w:rPr>
-          <w:rFonts w:ascii="Helvetica Neue" w:eastAsia="Helvetica Neue" w:hAnsi="Helvetica Neue" w:cs="Helvetica Neue"/>
-          <w:color w:val="000000"/>
-          <w:kern w:val="0"/>
-          <w:sz w:val="29"/>
-          <w:szCs w:val="29"/>
-          <w14:ligatures w14:val="none"/>
-        </w:rPr>
-        <w:t>endl</w:t>
-      </w:r>
-      <w:proofErr w:type="spellEnd"/>
-      <w:r>
-        <w:rPr>
-          <w:rFonts w:ascii="Helvetica Neue" w:eastAsia="Helvetica Neue" w:hAnsi="Helvetica Neue" w:cs="Helvetica Neue"/>
           <w:color w:val="000000"/>
           <w:kern w:val="0"/>
           <w:sz w:val="29"/>
@@ -1303,84 +1009,6 @@
         </w:rPr>
         <w:t xml:space="preserve"> and ends with semi-colon (e.g. write x; | write 5; | write 3+5; | write “Hello World”; | …)</w:t>
       </w:r>
-    </w:p>
-    <w:p>
-      <w:pPr>
-        <w:spacing w:after="0" w:line="256" w:lineRule="auto"/>
-        <w:jc w:val="both"/>
-        <w:rPr>
-          <w:rFonts w:ascii="Helvetica Neue" w:eastAsia="Helvetica Neue" w:hAnsi="Helvetica Neue" w:cs="Helvetica Neue"/>
-          <w:color w:val="000000"/>
-          <w:kern w:val="0"/>
-          <w:sz w:val="29"/>
-          <w:szCs w:val="29"/>
-          <w14:ligatures w14:val="none"/>
-        </w:rPr>
-      </w:pPr>
-    </w:p>
-    <w:p>
-      <w:pPr>
-        <w:spacing w:after="0" w:line="256" w:lineRule="auto"/>
-        <w:ind w:left="900"/>
-        <w:jc w:val="both"/>
-        <w:rPr>
-          <w:rFonts w:ascii="Helvetica Neue" w:eastAsia="Helvetica Neue" w:hAnsi="Helvetica Neue" w:cs="Helvetica Neue"/>
-          <w:color w:val="0F9ED5" w:themeColor="accent4"/>
-          <w:kern w:val="0"/>
-          <w:sz w:val="29"/>
-          <w:szCs w:val="29"/>
-          <w14:ligatures w14:val="none"/>
-        </w:rPr>
-      </w:pPr>
-      <w:r>
-        <w:rPr>
-          <w:rFonts w:ascii="Helvetica Neue" w:eastAsia="Helvetica Neue" w:hAnsi="Helvetica Neue" w:cs="Helvetica Neue"/>
-          <w:color w:val="0F9ED5" w:themeColor="accent4"/>
-          <w:kern w:val="0"/>
-          <w:sz w:val="29"/>
-          <w:szCs w:val="29"/>
-          <w14:ligatures w14:val="none"/>
-        </w:rPr>
-        <w:t>write(</w:t>
-      </w:r>
-      <w:proofErr w:type="spellStart"/>
-      <w:r>
-        <w:rPr>
-          <w:rFonts w:ascii="Helvetica Neue" w:eastAsia="Helvetica Neue" w:hAnsi="Helvetica Neue" w:cs="Helvetica Neue"/>
-          <w:color w:val="0F9ED5" w:themeColor="accent4"/>
-          <w:kern w:val="0"/>
-          <w:sz w:val="29"/>
-          <w:szCs w:val="29"/>
-          <w14:ligatures w14:val="none"/>
-        </w:rPr>
-        <w:t>Expression|endl</w:t>
-      </w:r>
-      <w:proofErr w:type="spellEnd"/>
-      <w:r>
-        <w:rPr>
-          <w:rFonts w:ascii="Helvetica Neue" w:eastAsia="Helvetica Neue" w:hAnsi="Helvetica Neue" w:cs="Helvetica Neue"/>
-          <w:color w:val="0F9ED5" w:themeColor="accent4"/>
-          <w:kern w:val="0"/>
-          <w:sz w:val="29"/>
-          <w:szCs w:val="29"/>
-          <w14:ligatures w14:val="none"/>
-        </w:rPr>
-        <w:t>);</w:t>
-      </w:r>
-    </w:p>
-    <w:p>
-      <w:pPr>
-        <w:spacing w:after="0" w:line="256" w:lineRule="auto"/>
-        <w:jc w:val="both"/>
-        <w:rPr>
-          <w:rFonts w:ascii="Helvetica Neue" w:eastAsia="Helvetica Neue" w:hAnsi="Helvetica Neue" w:cs="Helvetica Neue"/>
-          <w:color w:val="000000"/>
-          <w:kern w:val="0"/>
-          <w:sz w:val="29"/>
-          <w:szCs w:val="29"/>
-          <w14:ligatures w14:val="none"/>
-        </w:rPr>
-      </w:pPr>
     </w:p>
     <w:p>
       <w:pPr>
@@ -1410,9 +1038,9 @@
           <w:szCs w:val="29"/>
           <w14:ligatures w14:val="none"/>
         </w:rPr>
-        <w:t>Read_</w:t>
-      </w:r>
-      <w:proofErr w:type="gramStart"/>
+        <w:t>Read_Statement</w:t>
+      </w:r>
+      <w:proofErr w:type="spellEnd"/>
       <w:r>
         <w:rPr>
           <w:rFonts w:ascii="Helvetica Neue" w:eastAsia="Helvetica Neue" w:hAnsi="Helvetica Neue" w:cs="Helvetica Neue"/>
@@ -1422,31 +1050,7 @@
           <w:szCs w:val="29"/>
           <w14:ligatures w14:val="none"/>
         </w:rPr>
-        <w:t>Statement</w:t>
-      </w:r>
-      <w:proofErr w:type="spellEnd"/>
-      <w:r>
-        <w:rPr>
-          <w:rFonts w:ascii="Helvetica Neue" w:eastAsia="Helvetica Neue" w:hAnsi="Helvetica Neue" w:cs="Helvetica Neue"/>
-          <w:color w:val="4472C4"/>
-          <w:kern w:val="0"/>
-          <w:sz w:val="29"/>
-          <w:szCs w:val="29"/>
-          <w14:ligatures w14:val="none"/>
-        </w:rPr>
-        <w:t>:</w:t>
-      </w:r>
-      <w:proofErr w:type="gramEnd"/>
-      <w:r>
-        <w:rPr>
-          <w:rFonts w:ascii="Helvetica Neue" w:eastAsia="Helvetica Neue" w:hAnsi="Helvetica Neue" w:cs="Helvetica Neue"/>
-          <w:color w:val="4472C4"/>
-          <w:kern w:val="0"/>
-          <w:sz w:val="29"/>
-          <w:szCs w:val="29"/>
-          <w14:ligatures w14:val="none"/>
-        </w:rPr>
-        <w:t xml:space="preserve"> </w:t>
+        <w:t xml:space="preserve">: </w:t>
       </w:r>
       <w:r>
         <w:rPr>
@@ -1488,9 +1092,9 @@
           <w:szCs w:val="29"/>
           <w14:ligatures w14:val="none"/>
         </w:rPr>
-        <w:t>Return_</w:t>
-      </w:r>
-      <w:proofErr w:type="gramStart"/>
+        <w:t>Return_Statement</w:t>
+      </w:r>
+      <w:proofErr w:type="spellEnd"/>
       <w:r>
         <w:rPr>
           <w:rFonts w:ascii="Helvetica Neue" w:eastAsia="Helvetica Neue" w:hAnsi="Helvetica Neue" w:cs="Helvetica Neue"/>
@@ -1500,31 +1104,7 @@
           <w:szCs w:val="29"/>
           <w14:ligatures w14:val="none"/>
         </w:rPr>
-        <w:t>Statement</w:t>
-      </w:r>
-      <w:proofErr w:type="spellEnd"/>
-      <w:r>
-        <w:rPr>
-          <w:rFonts w:ascii="Helvetica Neue" w:eastAsia="Helvetica Neue" w:hAnsi="Helvetica Neue" w:cs="Helvetica Neue"/>
-          <w:color w:val="4472C4"/>
-          <w:kern w:val="0"/>
-          <w:sz w:val="29"/>
-          <w:szCs w:val="29"/>
-          <w14:ligatures w14:val="none"/>
-        </w:rPr>
-        <w:t>:</w:t>
-      </w:r>
-      <w:proofErr w:type="gramEnd"/>
-      <w:r>
-        <w:rPr>
-          <w:rFonts w:ascii="Helvetica Neue" w:eastAsia="Helvetica Neue" w:hAnsi="Helvetica Neue" w:cs="Helvetica Neue"/>
-          <w:color w:val="4472C4"/>
-          <w:kern w:val="0"/>
-          <w:sz w:val="29"/>
-          <w:szCs w:val="29"/>
-          <w14:ligatures w14:val="none"/>
-        </w:rPr>
-        <w:t xml:space="preserve"> </w:t>
+        <w:t xml:space="preserve">: </w:t>
       </w:r>
       <w:r>
         <w:rPr>
@@ -1761,9 +1341,9 @@
           <w:szCs w:val="29"/>
           <w14:ligatures w14:val="none"/>
         </w:rPr>
-        <w:t>Condition_</w:t>
-      </w:r>
-      <w:proofErr w:type="gramStart"/>
+        <w:t>Condition_Statement</w:t>
+      </w:r>
+      <w:proofErr w:type="spellEnd"/>
       <w:r>
         <w:rPr>
           <w:rFonts w:ascii="Helvetica Neue" w:eastAsia="Helvetica Neue" w:hAnsi="Helvetica Neue" w:cs="Helvetica Neue"/>
@@ -1773,9 +1353,8 @@
           <w:szCs w:val="29"/>
           <w14:ligatures w14:val="none"/>
         </w:rPr>
-        <w:t>Statement</w:t>
-      </w:r>
-      <w:proofErr w:type="spellEnd"/>
+        <w:t>:</w:t>
+      </w:r>
       <w:r>
         <w:rPr>
           <w:rFonts w:ascii="Helvetica Neue" w:eastAsia="Helvetica Neue" w:hAnsi="Helvetica Neue" w:cs="Helvetica Neue"/>
@@ -1785,18 +1364,6 @@
           <w:szCs w:val="29"/>
           <w14:ligatures w14:val="none"/>
         </w:rPr>
-        <w:t>:</w:t>
-      </w:r>
-      <w:proofErr w:type="gramEnd"/>
-      <w:r>
-        <w:rPr>
-          <w:rFonts w:ascii="Helvetica Neue" w:eastAsia="Helvetica Neue" w:hAnsi="Helvetica Neue" w:cs="Helvetica Neue"/>
-          <w:color w:val="4472C4"/>
-          <w:kern w:val="0"/>
-          <w:sz w:val="29"/>
-          <w:szCs w:val="29"/>
-          <w14:ligatures w14:val="none"/>
-        </w:rPr>
         <w:t xml:space="preserve"> </w:t>
       </w:r>
       <w:r>
@@ -1808,97 +1375,8 @@
           <w:szCs w:val="29"/>
           <w14:ligatures w14:val="none"/>
         </w:rPr>
-        <w:t>starts with Condition followed by zero or more Boolean_Operator and Condition  (e.g</w:t>
-      </w:r>
-      <w:proofErr w:type="gramStart"/>
-      <w:r>
-        <w:rPr>
-          <w:rFonts w:ascii="Helvetica Neue" w:eastAsia="Helvetica Neue" w:hAnsi="Helvetica Neue" w:cs="Helvetica Neue"/>
-          <w:color w:val="000000"/>
-          <w:kern w:val="0"/>
-          <w:sz w:val="29"/>
-          <w:szCs w:val="29"/>
-          <w14:ligatures w14:val="none"/>
-        </w:rPr>
-        <w:t>. x</w:t>
-      </w:r>
-      <w:proofErr w:type="gramEnd"/>
-      <w:r>
-        <w:rPr>
-          <w:rFonts w:ascii="Helvetica Neue" w:eastAsia="Helvetica Neue" w:hAnsi="Helvetica Neue" w:cs="Helvetica Neue"/>
-          <w:color w:val="000000"/>
-          <w:kern w:val="0"/>
-          <w:sz w:val="29"/>
-          <w:szCs w:val="29"/>
-          <w14:ligatures w14:val="none"/>
-        </w:rPr>
-        <w:t xml:space="preserve"> &lt; 5 &amp;&amp; x &gt; 1)</w:t>
-      </w:r>
-    </w:p>
-    <w:p>
-      <w:pPr>
-        <w:spacing w:after="0" w:line="256" w:lineRule="auto"/>
-        <w:jc w:val="both"/>
-        <w:rPr>
-          <w:rFonts w:ascii="Helvetica Neue" w:eastAsia="Helvetica Neue" w:hAnsi="Helvetica Neue" w:cs="Helvetica Neue"/>
-          <w:color w:val="000000"/>
-          <w:kern w:val="0"/>
-          <w:sz w:val="29"/>
-          <w:szCs w:val="29"/>
-          <w14:ligatures w14:val="none"/>
-        </w:rPr>
-      </w:pPr>
-    </w:p>
-    <w:p>
-      <w:pPr>
-        <w:spacing w:after="0" w:line="256" w:lineRule="auto"/>
-        <w:ind w:left="900"/>
-        <w:jc w:val="both"/>
-        <w:rPr>
-          <w:rFonts w:ascii="Helvetica Neue" w:eastAsia="Helvetica Neue" w:hAnsi="Helvetica Neue" w:cs="Helvetica Neue"/>
-          <w:color w:val="0F9ED5" w:themeColor="accent4"/>
-          <w:kern w:val="0"/>
-          <w:sz w:val="29"/>
-          <w:szCs w:val="29"/>
-          <w14:ligatures w14:val="none"/>
-        </w:rPr>
-      </w:pPr>
-      <w:r>
-        <w:rPr>
-          <w:rFonts w:ascii="Helvetica Neue" w:eastAsia="Helvetica Neue" w:hAnsi="Helvetica Neue" w:cs="Helvetica Neue"/>
-          <w:color w:val="0F9ED5" w:themeColor="accent4"/>
-          <w:kern w:val="0"/>
-          <w:sz w:val="29"/>
-          <w:szCs w:val="29"/>
-          <w14:ligatures w14:val="none"/>
-        </w:rPr>
-        <w:t>Condition</w:t>
-      </w:r>
-      <w:r>
-        <w:rPr>
-          <w:rFonts w:ascii="Helvetica Neue" w:eastAsia="Helvetica Neue" w:hAnsi="Helvetica Neue" w:cs="Helvetica Neue"/>
-          <w:color w:val="0F9ED5" w:themeColor="accent4"/>
-          <w:kern w:val="0"/>
-          <w:sz w:val="29"/>
-          <w:szCs w:val="29"/>
-          <w14:ligatures w14:val="none"/>
-        </w:rPr>
-        <w:t>(Boolean_Operator Condition)*</w:t>
-      </w:r>
-    </w:p>
-    <w:p>
-      <w:pPr>
-        <w:spacing w:after="0" w:line="256" w:lineRule="auto"/>
-        <w:jc w:val="both"/>
-        <w:rPr>
-          <w:rFonts w:ascii="Helvetica Neue" w:eastAsia="Helvetica Neue" w:hAnsi="Helvetica Neue" w:cs="Helvetica Neue"/>
-          <w:color w:val="000000"/>
-          <w:kern w:val="0"/>
-          <w:sz w:val="29"/>
-          <w:szCs w:val="29"/>
-          <w14:ligatures w14:val="none"/>
-        </w:rPr>
-      </w:pPr>
+        <w:t>starts with Condition followed by zero or more Boolean_Operator and Condition  (e.g. x &lt; 5 &amp;&amp; x &gt; 1)</w:t>
+      </w:r>
     </w:p>
     <w:p>
       <w:pPr>
@@ -1928,9 +1406,9 @@
           <w:szCs w:val="29"/>
           <w14:ligatures w14:val="none"/>
         </w:rPr>
-        <w:t>If_</w:t>
-      </w:r>
-      <w:proofErr w:type="gramStart"/>
+        <w:t>If_Statement</w:t>
+      </w:r>
+      <w:proofErr w:type="spellEnd"/>
       <w:r>
         <w:rPr>
           <w:rFonts w:ascii="Helvetica Neue" w:eastAsia="Helvetica Neue" w:hAnsi="Helvetica Neue" w:cs="Helvetica Neue"/>
@@ -1940,21 +1418,8 @@
           <w:szCs w:val="29"/>
           <w14:ligatures w14:val="none"/>
         </w:rPr>
-        <w:t>Statement</w:t>
-      </w:r>
-      <w:proofErr w:type="spellEnd"/>
-      <w:r>
-        <w:rPr>
-          <w:rFonts w:ascii="Helvetica Neue" w:eastAsia="Helvetica Neue" w:hAnsi="Helvetica Neue" w:cs="Helvetica Neue"/>
-          <w:color w:val="4472C4"/>
-          <w:kern w:val="0"/>
-          <w:sz w:val="29"/>
-          <w:szCs w:val="29"/>
-          <w14:ligatures w14:val="none"/>
-        </w:rPr>
         <w:t>:</w:t>
       </w:r>
-      <w:proofErr w:type="gramEnd"/>
       <w:r>
         <w:rPr>
           <w:rFonts w:ascii="Helvetica Neue" w:eastAsia="Helvetica Neue" w:hAnsi="Helvetica Neue" w:cs="Helvetica Neue"/>
@@ -2121,9 +1586,9 @@
           <w:szCs w:val="29"/>
           <w14:ligatures w14:val="none"/>
         </w:rPr>
-        <w:t>Else_</w:t>
-      </w:r>
-      <w:proofErr w:type="gramStart"/>
+        <w:t>Else_Statement</w:t>
+      </w:r>
+      <w:proofErr w:type="spellEnd"/>
       <w:r>
         <w:rPr>
           <w:rFonts w:ascii="Helvetica Neue" w:eastAsia="Helvetica Neue" w:hAnsi="Helvetica Neue" w:cs="Helvetica Neue"/>
@@ -2133,31 +1598,7 @@
           <w:szCs w:val="29"/>
           <w14:ligatures w14:val="none"/>
         </w:rPr>
-        <w:t>Statement</w:t>
-      </w:r>
-      <w:proofErr w:type="spellEnd"/>
-      <w:r>
-        <w:rPr>
-          <w:rFonts w:ascii="Helvetica Neue" w:eastAsia="Helvetica Neue" w:hAnsi="Helvetica Neue" w:cs="Helvetica Neue"/>
-          <w:color w:val="4472C4"/>
-          <w:kern w:val="0"/>
-          <w:sz w:val="29"/>
-          <w:szCs w:val="29"/>
-          <w14:ligatures w14:val="none"/>
-        </w:rPr>
-        <w:t>:</w:t>
-      </w:r>
-      <w:proofErr w:type="gramEnd"/>
-      <w:r>
-        <w:rPr>
-          <w:rFonts w:ascii="Helvetica Neue" w:eastAsia="Helvetica Neue" w:hAnsi="Helvetica Neue" w:cs="Helvetica Neue"/>
-          <w:color w:val="4472C4"/>
-          <w:kern w:val="0"/>
-          <w:sz w:val="29"/>
-          <w:szCs w:val="29"/>
-          <w14:ligatures w14:val="none"/>
-        </w:rPr>
-        <w:t xml:space="preserve"> </w:t>
+        <w:t xml:space="preserve">: </w:t>
       </w:r>
       <w:r>
         <w:rPr>
@@ -2199,9 +1640,9 @@
           <w:szCs w:val="29"/>
           <w14:ligatures w14:val="none"/>
         </w:rPr>
-        <w:t>Repeat_</w:t>
-      </w:r>
-      <w:proofErr w:type="gramStart"/>
+        <w:t>Repeat_Statement</w:t>
+      </w:r>
+      <w:proofErr w:type="spellEnd"/>
       <w:r>
         <w:rPr>
           <w:rFonts w:ascii="Helvetica Neue" w:eastAsia="Helvetica Neue" w:hAnsi="Helvetica Neue" w:cs="Helvetica Neue"/>
@@ -2211,31 +1652,7 @@
           <w:szCs w:val="29"/>
           <w14:ligatures w14:val="none"/>
         </w:rPr>
-        <w:t>Statement</w:t>
-      </w:r>
-      <w:proofErr w:type="spellEnd"/>
-      <w:r>
-        <w:rPr>
-          <w:rFonts w:ascii="Helvetica Neue" w:eastAsia="Helvetica Neue" w:hAnsi="Helvetica Neue" w:cs="Helvetica Neue"/>
-          <w:color w:val="4472C4"/>
-          <w:kern w:val="0"/>
-          <w:sz w:val="29"/>
-          <w:szCs w:val="29"/>
-          <w14:ligatures w14:val="none"/>
-        </w:rPr>
-        <w:t>:</w:t>
-      </w:r>
-      <w:proofErr w:type="gramEnd"/>
-      <w:r>
-        <w:rPr>
-          <w:rFonts w:ascii="Helvetica Neue" w:eastAsia="Helvetica Neue" w:hAnsi="Helvetica Neue" w:cs="Helvetica Neue"/>
-          <w:color w:val="4472C4"/>
-          <w:kern w:val="0"/>
-          <w:sz w:val="29"/>
-          <w:szCs w:val="29"/>
-          <w14:ligatures w14:val="none"/>
-        </w:rPr>
-        <w:t xml:space="preserve"> </w:t>
+        <w:t xml:space="preserve">: </w:t>
       </w:r>
       <w:r>
         <w:rPr>
@@ -2382,58 +1799,6 @@
     </w:p>
     <w:p>
       <w:pPr>
-        <w:spacing w:after="0" w:line="256" w:lineRule="auto"/>
-        <w:ind w:left="900"/>
-        <w:jc w:val="both"/>
-        <w:rPr>
-          <w:rFonts w:ascii="Helvetica Neue" w:eastAsia="Helvetica Neue" w:hAnsi="Helvetica Neue" w:cs="Helvetica Neue"/>
-          <w:color w:val="000000"/>
-          <w:kern w:val="0"/>
-          <w:sz w:val="29"/>
-          <w:szCs w:val="29"/>
-          <w14:ligatures w14:val="none"/>
-        </w:rPr>
-      </w:pPr>
-    </w:p>
-    <w:p>
-      <w:pPr>
-        <w:spacing w:after="0" w:line="256" w:lineRule="auto"/>
-        <w:ind w:left="900"/>
-        <w:jc w:val="both"/>
-        <w:rPr>
-          <w:rFonts w:ascii="Helvetica Neue" w:eastAsia="Helvetica Neue" w:hAnsi="Helvetica Neue" w:cs="Helvetica Neue"/>
-          <w:color w:val="0F9ED5" w:themeColor="accent4"/>
-          <w:kern w:val="0"/>
-          <w:sz w:val="29"/>
-          <w:szCs w:val="29"/>
-          <w14:ligatures w14:val="none"/>
-        </w:rPr>
-      </w:pPr>
-      <w:r>
-        <w:rPr>
-          <w:rFonts w:ascii="Helvetica Neue" w:eastAsia="Helvetica Neue" w:hAnsi="Helvetica Neue" w:cs="Helvetica Neue"/>
-          <w:color w:val="0F9ED5" w:themeColor="accent4"/>
-          <w:kern w:val="0"/>
-          <w:sz w:val="29"/>
-          <w:szCs w:val="29"/>
-          <w14:ligatures w14:val="none"/>
-        </w:rPr>
-        <w:t xml:space="preserve">Datatype </w:t>
-      </w:r>
-      <w:r>
-        <w:rPr>
-          <w:rFonts w:ascii="Helvetica Neue" w:eastAsia="Helvetica Neue" w:hAnsi="Helvetica Neue" w:cs="Helvetica Neue"/>
-          <w:color w:val="0F9ED5" w:themeColor="accent4"/>
-          <w:kern w:val="0"/>
-          <w:sz w:val="29"/>
-          <w:szCs w:val="29"/>
-          <w14:ligatures w14:val="none"/>
-        </w:rPr>
-        <w:t>Identifier</w:t>
-      </w:r>
-    </w:p>
-    <w:p>
-      <w:pPr>
         <w:numPr>
           <w:ilvl w:val="0"/>
           <w:numId w:val="1"/>
@@ -2460,10 +1825,9 @@
           <w:szCs w:val="29"/>
           <w14:ligatures w14:val="none"/>
         </w:rPr>
-        <w:lastRenderedPageBreak/>
-        <w:t>Function_</w:t>
-      </w:r>
-      <w:proofErr w:type="gramStart"/>
+        <w:t>Function_Declaration</w:t>
+      </w:r>
+      <w:proofErr w:type="spellEnd"/>
       <w:r>
         <w:rPr>
           <w:rFonts w:ascii="Helvetica Neue" w:eastAsia="Helvetica Neue" w:hAnsi="Helvetica Neue" w:cs="Helvetica Neue"/>
@@ -2473,31 +1837,7 @@
           <w:szCs w:val="29"/>
           <w14:ligatures w14:val="none"/>
         </w:rPr>
-        <w:t>Declaration</w:t>
-      </w:r>
-      <w:proofErr w:type="spellEnd"/>
-      <w:r>
-        <w:rPr>
-          <w:rFonts w:ascii="Helvetica Neue" w:eastAsia="Helvetica Neue" w:hAnsi="Helvetica Neue" w:cs="Helvetica Neue"/>
-          <w:color w:val="4472C4"/>
-          <w:kern w:val="0"/>
-          <w:sz w:val="29"/>
-          <w:szCs w:val="29"/>
-          <w14:ligatures w14:val="none"/>
-        </w:rPr>
-        <w:t>:</w:t>
-      </w:r>
-      <w:proofErr w:type="gramEnd"/>
-      <w:r>
-        <w:rPr>
-          <w:rFonts w:ascii="Helvetica Neue" w:eastAsia="Helvetica Neue" w:hAnsi="Helvetica Neue" w:cs="Helvetica Neue"/>
-          <w:color w:val="4472C4"/>
-          <w:kern w:val="0"/>
-          <w:sz w:val="29"/>
-          <w:szCs w:val="29"/>
-          <w14:ligatures w14:val="none"/>
-        </w:rPr>
-        <w:t xml:space="preserve"> </w:t>
+        <w:t xml:space="preserve">: </w:t>
       </w:r>
       <w:r>
         <w:rPr>
@@ -2563,9 +1903,9 @@
           <w:szCs w:val="29"/>
           <w14:ligatures w14:val="none"/>
         </w:rPr>
-        <w:t>Function_</w:t>
-      </w:r>
-      <w:proofErr w:type="gramStart"/>
+        <w:t>Function_Body</w:t>
+      </w:r>
+      <w:proofErr w:type="spellEnd"/>
       <w:r>
         <w:rPr>
           <w:rFonts w:ascii="Helvetica Neue" w:eastAsia="Helvetica Neue" w:hAnsi="Helvetica Neue" w:cs="Helvetica Neue"/>
@@ -2575,31 +1915,7 @@
           <w:szCs w:val="29"/>
           <w14:ligatures w14:val="none"/>
         </w:rPr>
-        <w:t>Body</w:t>
-      </w:r>
-      <w:proofErr w:type="spellEnd"/>
-      <w:r>
-        <w:rPr>
-          <w:rFonts w:ascii="Helvetica Neue" w:eastAsia="Helvetica Neue" w:hAnsi="Helvetica Neue" w:cs="Helvetica Neue"/>
-          <w:color w:val="4472C4"/>
-          <w:kern w:val="0"/>
-          <w:sz w:val="29"/>
-          <w:szCs w:val="29"/>
-          <w14:ligatures w14:val="none"/>
-        </w:rPr>
-        <w:t>:</w:t>
-      </w:r>
-      <w:proofErr w:type="gramEnd"/>
-      <w:r>
-        <w:rPr>
-          <w:rFonts w:ascii="Helvetica Neue" w:eastAsia="Helvetica Neue" w:hAnsi="Helvetica Neue" w:cs="Helvetica Neue"/>
-          <w:color w:val="4472C4"/>
-          <w:kern w:val="0"/>
-          <w:sz w:val="29"/>
-          <w:szCs w:val="29"/>
-          <w14:ligatures w14:val="none"/>
-        </w:rPr>
-        <w:t xml:space="preserve"> </w:t>
+        <w:t xml:space="preserve">: </w:t>
       </w:r>
       <w:r>
         <w:rPr>
@@ -2665,9 +1981,9 @@
           <w:szCs w:val="29"/>
           <w14:ligatures w14:val="none"/>
         </w:rPr>
-        <w:t>Function_</w:t>
-      </w:r>
-      <w:proofErr w:type="gramStart"/>
+        <w:t>Function_Statement</w:t>
+      </w:r>
+      <w:proofErr w:type="spellEnd"/>
       <w:r>
         <w:rPr>
           <w:rFonts w:ascii="Helvetica Neue" w:eastAsia="Helvetica Neue" w:hAnsi="Helvetica Neue" w:cs="Helvetica Neue"/>
@@ -2677,31 +1993,7 @@
           <w:szCs w:val="29"/>
           <w14:ligatures w14:val="none"/>
         </w:rPr>
-        <w:t>Statement</w:t>
-      </w:r>
-      <w:proofErr w:type="spellEnd"/>
-      <w:r>
-        <w:rPr>
-          <w:rFonts w:ascii="Helvetica Neue" w:eastAsia="Helvetica Neue" w:hAnsi="Helvetica Neue" w:cs="Helvetica Neue"/>
-          <w:color w:val="4472C4"/>
-          <w:kern w:val="0"/>
-          <w:sz w:val="29"/>
-          <w:szCs w:val="29"/>
-          <w14:ligatures w14:val="none"/>
-        </w:rPr>
-        <w:t>:</w:t>
-      </w:r>
-      <w:proofErr w:type="gramEnd"/>
-      <w:r>
-        <w:rPr>
-          <w:rFonts w:ascii="Helvetica Neue" w:eastAsia="Helvetica Neue" w:hAnsi="Helvetica Neue" w:cs="Helvetica Neue"/>
-          <w:color w:val="4472C4"/>
-          <w:kern w:val="0"/>
-          <w:sz w:val="29"/>
-          <w:szCs w:val="29"/>
-          <w14:ligatures w14:val="none"/>
-        </w:rPr>
-        <w:t xml:space="preserve"> </w:t>
+        <w:t xml:space="preserve">: </w:t>
       </w:r>
       <w:r>
         <w:rPr>
@@ -2780,9 +2072,9 @@
           <w:szCs w:val="29"/>
           <w14:ligatures w14:val="none"/>
         </w:rPr>
-        <w:t>Main_</w:t>
-      </w:r>
-      <w:proofErr w:type="gramStart"/>
+        <w:t>Main_Function</w:t>
+      </w:r>
+      <w:proofErr w:type="spellEnd"/>
       <w:r>
         <w:rPr>
           <w:rFonts w:ascii="Helvetica Neue" w:eastAsia="Helvetica Neue" w:hAnsi="Helvetica Neue" w:cs="Helvetica Neue"/>
@@ -2792,31 +2084,7 @@
           <w:szCs w:val="29"/>
           <w14:ligatures w14:val="none"/>
         </w:rPr>
-        <w:t>Function</w:t>
-      </w:r>
-      <w:proofErr w:type="spellEnd"/>
-      <w:r>
-        <w:rPr>
-          <w:rFonts w:ascii="Helvetica Neue" w:eastAsia="Helvetica Neue" w:hAnsi="Helvetica Neue" w:cs="Helvetica Neue"/>
-          <w:color w:val="4472C4"/>
-          <w:kern w:val="0"/>
-          <w:sz w:val="29"/>
-          <w:szCs w:val="29"/>
-          <w14:ligatures w14:val="none"/>
-        </w:rPr>
-        <w:t>:</w:t>
-      </w:r>
-      <w:proofErr w:type="gramEnd"/>
-      <w:r>
-        <w:rPr>
-          <w:rFonts w:ascii="Helvetica Neue" w:eastAsia="Helvetica Neue" w:hAnsi="Helvetica Neue" w:cs="Helvetica Neue"/>
-          <w:color w:val="4472C4"/>
-          <w:kern w:val="0"/>
-          <w:sz w:val="29"/>
-          <w:szCs w:val="29"/>
-          <w14:ligatures w14:val="none"/>
-        </w:rPr>
-        <w:t xml:space="preserve"> </w:t>
+        <w:t xml:space="preserve">: </w:t>
       </w:r>
       <w:r>
         <w:rPr>
